--- a/output/第10期計画_業務進捗報告書_令和8年8月分.docx
+++ b/output/第10期計画_業務進捗報告書_令和8年8月分.docx
@@ -369,7 +369,7 @@
                 <w:b w:val="0"/>
                 <w:sz w:val="19"/>
               </w:rPr>
-              <w:t>計画素案を協議用素案（令和8年8月時点）へ改訂（806段落130表36図）。概要版の構成案を作成</w:t>
+              <w:t>計画素案を協議用素案（令和8年8月時点）へ改訂（843段落137表36図）。概要版の構成案を作成</w:t>
             </w:r>
           </w:p>
         </w:tc>
@@ -3213,7 +3213,7 @@
           <w:rFonts w:ascii="游ゴシック" w:hAnsi="游ゴシック" w:eastAsia="游ゴシック"/>
           <w:sz w:val="20"/>
         </w:rPr>
-        <w:t>・協議用素案（令和8年8月時点）（806段落130表36図）</w:t>
+        <w:t>・協議用素案（令和8年8月時点）（843段落137表36図）</w:t>
       </w:r>
     </w:p>
     <w:p>

--- a/output/第10期計画_業務進捗報告書_令和8年8月分.docx
+++ b/output/第10期計画_業務進捗報告書_令和8年8月分.docx
@@ -369,7 +369,7 @@
                 <w:b w:val="0"/>
                 <w:sz w:val="19"/>
               </w:rPr>
-              <w:t>計画素案を協議用素案（令和8年8月時点）へ改訂（843段落137表36図）。概要版の構成案を作成</w:t>
+              <w:t>計画素案を協議用素案（令和8年8月時点）へ改訂（741段落124表39図）。概要版の構成案を作成</w:t>
             </w:r>
           </w:p>
         </w:tc>
@@ -3213,7 +3213,7 @@
           <w:rFonts w:ascii="游ゴシック" w:hAnsi="游ゴシック" w:eastAsia="游ゴシック"/>
           <w:sz w:val="20"/>
         </w:rPr>
-        <w:t>・協議用素案（令和8年8月時点）（843段落137表36図）</w:t>
+        <w:t>・協議用素案（令和8年8月時点）（741段落124表39図）</w:t>
       </w:r>
     </w:p>
     <w:p>

--- a/output/第10期計画_業務進捗報告書_令和8年8月分.docx
+++ b/output/第10期計画_業務進捗報告書_令和8年8月分.docx
@@ -94,13 +94,13 @@
         <w:tblStyle w:val="TableGrid"/>
         <w:tblW w:type="auto" w:w="0"/>
         <w:tblLayout w:type="fixed"/>
-        <w:tblLook w:firstColumn="1" w:firstRow="1" w:lastColumn="0" w:lastRow="0" w:noHBand="0" w:noVBand="1" w:val="04A0"/>
         <w:tblCellMar>
           <w:top w:w="34" w:type="dxa"/>
           <w:left w:w="68" w:type="dxa"/>
           <w:bottom w:w="34" w:type="dxa"/>
           <w:right w:w="68" w:type="dxa"/>
         </w:tblCellMar>
+        <w:tblLook w:firstColumn="1" w:firstRow="1" w:lastColumn="0" w:lastRow="0" w:noHBand="0" w:noVBand="1" w:val="04A0"/>
       </w:tblPr>
       <w:tblGrid>
         <w:gridCol w:w="4876"/>
@@ -113,8 +113,8 @@
         <w:tc>
           <w:tcPr>
             <w:tcW w:type="dxa" w:w="1361"/>
+            <w:shd w:val="clear" w:color="auto" w:fill="1F3864"/>
             <w:vAlign w:val="center"/>
-            <w:shd w:val="clear" w:color="auto" w:fill="1F3864"/>
           </w:tcPr>
           <w:p>
             <w:pPr>
@@ -135,8 +135,8 @@
         <w:tc>
           <w:tcPr>
             <w:tcW w:type="dxa" w:w="8391"/>
+            <w:shd w:val="clear" w:color="auto" w:fill="1F3864"/>
             <w:vAlign w:val="center"/>
-            <w:shd w:val="clear" w:color="auto" w:fill="1F3864"/>
           </w:tcPr>
           <w:p>
             <w:pPr>
@@ -205,8 +205,8 @@
         <w:tc>
           <w:tcPr>
             <w:tcW w:type="dxa" w:w="1361"/>
+            <w:shd w:val="clear" w:color="auto" w:fill="F2F5FA"/>
             <w:vAlign w:val="center"/>
-            <w:shd w:val="clear" w:color="auto" w:fill="F2F5FA"/>
           </w:tcPr>
           <w:p>
             <w:pPr>
@@ -225,8 +225,8 @@
         <w:tc>
           <w:tcPr>
             <w:tcW w:type="dxa" w:w="8391"/>
+            <w:shd w:val="clear" w:color="auto" w:fill="F2F5FA"/>
             <w:vAlign w:val="center"/>
-            <w:shd w:val="clear" w:color="auto" w:fill="F2F5FA"/>
           </w:tcPr>
           <w:p>
             <w:pPr>
@@ -293,8 +293,8 @@
         <w:tc>
           <w:tcPr>
             <w:tcW w:type="dxa" w:w="1361"/>
+            <w:shd w:val="clear" w:color="auto" w:fill="F2F5FA"/>
             <w:vAlign w:val="center"/>
-            <w:shd w:val="clear" w:color="auto" w:fill="F2F5FA"/>
           </w:tcPr>
           <w:p>
             <w:pPr>
@@ -313,8 +313,8 @@
         <w:tc>
           <w:tcPr>
             <w:tcW w:type="dxa" w:w="8391"/>
+            <w:shd w:val="clear" w:color="auto" w:fill="F2F5FA"/>
             <w:vAlign w:val="center"/>
-            <w:shd w:val="clear" w:color="auto" w:fill="F2F5FA"/>
           </w:tcPr>
           <w:p>
             <w:pPr>
@@ -381,8 +381,8 @@
         <w:tc>
           <w:tcPr>
             <w:tcW w:type="dxa" w:w="1361"/>
+            <w:shd w:val="clear" w:color="auto" w:fill="F2F5FA"/>
             <w:vAlign w:val="center"/>
-            <w:shd w:val="clear" w:color="auto" w:fill="F2F5FA"/>
           </w:tcPr>
           <w:p>
             <w:pPr>
@@ -401,8 +401,8 @@
         <w:tc>
           <w:tcPr>
             <w:tcW w:type="dxa" w:w="8391"/>
+            <w:shd w:val="clear" w:color="auto" w:fill="F2F5FA"/>
             <w:vAlign w:val="center"/>
-            <w:shd w:val="clear" w:color="auto" w:fill="F2F5FA"/>
           </w:tcPr>
           <w:p>
             <w:pPr>
@@ -469,8 +469,8 @@
         <w:tc>
           <w:tcPr>
             <w:tcW w:type="dxa" w:w="1361"/>
+            <w:shd w:val="clear" w:color="auto" w:fill="F2F5FA"/>
             <w:vAlign w:val="center"/>
-            <w:shd w:val="clear" w:color="auto" w:fill="F2F5FA"/>
           </w:tcPr>
           <w:p>
             <w:pPr>
@@ -489,8 +489,8 @@
         <w:tc>
           <w:tcPr>
             <w:tcW w:type="dxa" w:w="8391"/>
+            <w:shd w:val="clear" w:color="auto" w:fill="F2F5FA"/>
             <w:vAlign w:val="center"/>
-            <w:shd w:val="clear" w:color="auto" w:fill="F2F5FA"/>
           </w:tcPr>
           <w:p>
             <w:pPr>
@@ -579,13 +579,13 @@
         <w:tblStyle w:val="TableGrid"/>
         <w:tblW w:type="auto" w:w="0"/>
         <w:tblLayout w:type="fixed"/>
-        <w:tblLook w:firstColumn="1" w:firstRow="1" w:lastColumn="0" w:lastRow="0" w:noHBand="0" w:noVBand="1" w:val="04A0"/>
         <w:tblCellMar>
           <w:top w:w="34" w:type="dxa"/>
           <w:left w:w="68" w:type="dxa"/>
           <w:bottom w:w="34" w:type="dxa"/>
           <w:right w:w="68" w:type="dxa"/>
         </w:tblCellMar>
+        <w:tblLook w:firstColumn="1" w:firstRow="1" w:lastColumn="0" w:lastRow="0" w:noHBand="0" w:noVBand="1" w:val="04A0"/>
       </w:tblPr>
       <w:tblGrid>
         <w:gridCol w:w="1950"/>
@@ -601,8 +601,8 @@
         <w:tc>
           <w:tcPr>
             <w:tcW w:type="dxa" w:w="1020"/>
+            <w:shd w:val="clear" w:color="auto" w:fill="1F3864"/>
             <w:vAlign w:val="center"/>
-            <w:shd w:val="clear" w:color="auto" w:fill="1F3864"/>
           </w:tcPr>
           <w:p>
             <w:pPr>
@@ -623,8 +623,8 @@
         <w:tc>
           <w:tcPr>
             <w:tcW w:type="dxa" w:w="3628"/>
+            <w:shd w:val="clear" w:color="auto" w:fill="1F3864"/>
             <w:vAlign w:val="center"/>
-            <w:shd w:val="clear" w:color="auto" w:fill="1F3864"/>
           </w:tcPr>
           <w:p>
             <w:pPr>
@@ -645,8 +645,8 @@
         <w:tc>
           <w:tcPr>
             <w:tcW w:type="dxa" w:w="1020"/>
+            <w:shd w:val="clear" w:color="auto" w:fill="1F3864"/>
             <w:vAlign w:val="center"/>
-            <w:shd w:val="clear" w:color="auto" w:fill="1F3864"/>
           </w:tcPr>
           <w:p>
             <w:pPr>
@@ -667,8 +667,8 @@
         <w:tc>
           <w:tcPr>
             <w:tcW w:type="dxa" w:w="1020"/>
+            <w:shd w:val="clear" w:color="auto" w:fill="1F3864"/>
             <w:vAlign w:val="center"/>
-            <w:shd w:val="clear" w:color="auto" w:fill="1F3864"/>
           </w:tcPr>
           <w:p>
             <w:pPr>
@@ -689,8 +689,8 @@
         <w:tc>
           <w:tcPr>
             <w:tcW w:type="dxa" w:w="1814"/>
+            <w:shd w:val="clear" w:color="auto" w:fill="1F3864"/>
             <w:vAlign w:val="center"/>
-            <w:shd w:val="clear" w:color="auto" w:fill="1F3864"/>
           </w:tcPr>
           <w:p>
             <w:pPr>
@@ -820,8 +820,8 @@
         <w:tc>
           <w:tcPr>
             <w:tcW w:type="dxa" w:w="1020"/>
+            <w:shd w:val="clear" w:color="auto" w:fill="F2F5FA"/>
             <w:vAlign w:val="center"/>
-            <w:shd w:val="clear" w:color="auto" w:fill="F2F5FA"/>
           </w:tcPr>
           <w:p>
             <w:pPr>
@@ -841,8 +841,8 @@
         <w:tc>
           <w:tcPr>
             <w:tcW w:type="dxa" w:w="3628"/>
+            <w:shd w:val="clear" w:color="auto" w:fill="F2F5FA"/>
             <w:vAlign w:val="center"/>
-            <w:shd w:val="clear" w:color="auto" w:fill="F2F5FA"/>
           </w:tcPr>
           <w:p>
             <w:pPr>
@@ -861,8 +861,8 @@
         <w:tc>
           <w:tcPr>
             <w:tcW w:type="dxa" w:w="1020"/>
+            <w:shd w:val="clear" w:color="auto" w:fill="F2F5FA"/>
             <w:vAlign w:val="center"/>
-            <w:shd w:val="clear" w:color="auto" w:fill="F2F5FA"/>
           </w:tcPr>
           <w:p>
             <w:pPr>
@@ -882,8 +882,8 @@
         <w:tc>
           <w:tcPr>
             <w:tcW w:type="dxa" w:w="1020"/>
+            <w:shd w:val="clear" w:color="auto" w:fill="F2F5FA"/>
             <w:vAlign w:val="center"/>
-            <w:shd w:val="clear" w:color="auto" w:fill="F2F5FA"/>
           </w:tcPr>
           <w:p>
             <w:pPr>
@@ -903,8 +903,8 @@
         <w:tc>
           <w:tcPr>
             <w:tcW w:type="dxa" w:w="1814"/>
+            <w:shd w:val="clear" w:color="auto" w:fill="F2F5FA"/>
             <w:vAlign w:val="center"/>
-            <w:shd w:val="clear" w:color="auto" w:fill="F2F5FA"/>
           </w:tcPr>
           <w:p>
             <w:pPr>
@@ -1033,8 +1033,8 @@
         <w:tc>
           <w:tcPr>
             <w:tcW w:type="dxa" w:w="1020"/>
+            <w:shd w:val="clear" w:color="auto" w:fill="F2F5FA"/>
             <w:vAlign w:val="center"/>
-            <w:shd w:val="clear" w:color="auto" w:fill="F2F5FA"/>
           </w:tcPr>
           <w:p>
             <w:pPr>
@@ -1054,8 +1054,8 @@
         <w:tc>
           <w:tcPr>
             <w:tcW w:type="dxa" w:w="3628"/>
+            <w:shd w:val="clear" w:color="auto" w:fill="F2F5FA"/>
             <w:vAlign w:val="center"/>
-            <w:shd w:val="clear" w:color="auto" w:fill="F2F5FA"/>
           </w:tcPr>
           <w:p>
             <w:pPr>
@@ -1074,8 +1074,8 @@
         <w:tc>
           <w:tcPr>
             <w:tcW w:type="dxa" w:w="1020"/>
+            <w:shd w:val="clear" w:color="auto" w:fill="F2F5FA"/>
             <w:vAlign w:val="center"/>
-            <w:shd w:val="clear" w:color="auto" w:fill="F2F5FA"/>
           </w:tcPr>
           <w:p>
             <w:pPr>
@@ -1095,8 +1095,8 @@
         <w:tc>
           <w:tcPr>
             <w:tcW w:type="dxa" w:w="1020"/>
+            <w:shd w:val="clear" w:color="auto" w:fill="F2F5FA"/>
             <w:vAlign w:val="center"/>
-            <w:shd w:val="clear" w:color="auto" w:fill="F2F5FA"/>
           </w:tcPr>
           <w:p>
             <w:pPr>
@@ -1116,8 +1116,8 @@
         <w:tc>
           <w:tcPr>
             <w:tcW w:type="dxa" w:w="1814"/>
+            <w:shd w:val="clear" w:color="auto" w:fill="F2F5FA"/>
             <w:vAlign w:val="center"/>
-            <w:shd w:val="clear" w:color="auto" w:fill="F2F5FA"/>
           </w:tcPr>
           <w:p>
             <w:pPr>
@@ -1246,8 +1246,8 @@
         <w:tc>
           <w:tcPr>
             <w:tcW w:type="dxa" w:w="1020"/>
+            <w:shd w:val="clear" w:color="auto" w:fill="F2F5FA"/>
             <w:vAlign w:val="center"/>
-            <w:shd w:val="clear" w:color="auto" w:fill="F2F5FA"/>
           </w:tcPr>
           <w:p>
             <w:pPr>
@@ -1267,8 +1267,8 @@
         <w:tc>
           <w:tcPr>
             <w:tcW w:type="dxa" w:w="3628"/>
+            <w:shd w:val="clear" w:color="auto" w:fill="F2F5FA"/>
             <w:vAlign w:val="center"/>
-            <w:shd w:val="clear" w:color="auto" w:fill="F2F5FA"/>
           </w:tcPr>
           <w:p>
             <w:pPr>
@@ -1287,8 +1287,8 @@
         <w:tc>
           <w:tcPr>
             <w:tcW w:type="dxa" w:w="1020"/>
+            <w:shd w:val="clear" w:color="auto" w:fill="F2F5FA"/>
             <w:vAlign w:val="center"/>
-            <w:shd w:val="clear" w:color="auto" w:fill="F2F5FA"/>
           </w:tcPr>
           <w:p>
             <w:pPr>
@@ -1308,8 +1308,8 @@
         <w:tc>
           <w:tcPr>
             <w:tcW w:type="dxa" w:w="1020"/>
+            <w:shd w:val="clear" w:color="auto" w:fill="F2F5FA"/>
             <w:vAlign w:val="center"/>
-            <w:shd w:val="clear" w:color="auto" w:fill="F2F5FA"/>
           </w:tcPr>
           <w:p>
             <w:pPr>
@@ -1329,8 +1329,8 @@
         <w:tc>
           <w:tcPr>
             <w:tcW w:type="dxa" w:w="1814"/>
+            <w:shd w:val="clear" w:color="auto" w:fill="F2F5FA"/>
             <w:vAlign w:val="center"/>
-            <w:shd w:val="clear" w:color="auto" w:fill="F2F5FA"/>
           </w:tcPr>
           <w:p>
             <w:pPr>
@@ -1459,8 +1459,8 @@
         <w:tc>
           <w:tcPr>
             <w:tcW w:type="dxa" w:w="1020"/>
+            <w:shd w:val="clear" w:color="auto" w:fill="F2F5FA"/>
             <w:vAlign w:val="center"/>
-            <w:shd w:val="clear" w:color="auto" w:fill="F2F5FA"/>
           </w:tcPr>
           <w:p>
             <w:pPr>
@@ -1480,8 +1480,8 @@
         <w:tc>
           <w:tcPr>
             <w:tcW w:type="dxa" w:w="3628"/>
+            <w:shd w:val="clear" w:color="auto" w:fill="F2F5FA"/>
             <w:vAlign w:val="center"/>
-            <w:shd w:val="clear" w:color="auto" w:fill="F2F5FA"/>
           </w:tcPr>
           <w:p>
             <w:pPr>
@@ -1500,8 +1500,8 @@
         <w:tc>
           <w:tcPr>
             <w:tcW w:type="dxa" w:w="1020"/>
+            <w:shd w:val="clear" w:color="auto" w:fill="F2F5FA"/>
             <w:vAlign w:val="center"/>
-            <w:shd w:val="clear" w:color="auto" w:fill="F2F5FA"/>
           </w:tcPr>
           <w:p>
             <w:pPr>
@@ -1521,8 +1521,8 @@
         <w:tc>
           <w:tcPr>
             <w:tcW w:type="dxa" w:w="1020"/>
+            <w:shd w:val="clear" w:color="auto" w:fill="F2F5FA"/>
             <w:vAlign w:val="center"/>
-            <w:shd w:val="clear" w:color="auto" w:fill="F2F5FA"/>
           </w:tcPr>
           <w:p>
             <w:pPr>
@@ -1542,8 +1542,8 @@
         <w:tc>
           <w:tcPr>
             <w:tcW w:type="dxa" w:w="1814"/>
+            <w:shd w:val="clear" w:color="auto" w:fill="F2F5FA"/>
             <w:vAlign w:val="center"/>
-            <w:shd w:val="clear" w:color="auto" w:fill="F2F5FA"/>
           </w:tcPr>
           <w:p>
             <w:pPr>
@@ -1672,8 +1672,8 @@
         <w:tc>
           <w:tcPr>
             <w:tcW w:type="dxa" w:w="1020"/>
+            <w:shd w:val="clear" w:color="auto" w:fill="F2F5FA"/>
             <w:vAlign w:val="center"/>
-            <w:shd w:val="clear" w:color="auto" w:fill="F2F5FA"/>
           </w:tcPr>
           <w:p>
             <w:pPr>
@@ -1693,8 +1693,8 @@
         <w:tc>
           <w:tcPr>
             <w:tcW w:type="dxa" w:w="3628"/>
+            <w:shd w:val="clear" w:color="auto" w:fill="F2F5FA"/>
             <w:vAlign w:val="center"/>
-            <w:shd w:val="clear" w:color="auto" w:fill="F2F5FA"/>
           </w:tcPr>
           <w:p>
             <w:pPr>
@@ -1713,8 +1713,8 @@
         <w:tc>
           <w:tcPr>
             <w:tcW w:type="dxa" w:w="1020"/>
+            <w:shd w:val="clear" w:color="auto" w:fill="F2F5FA"/>
             <w:vAlign w:val="center"/>
-            <w:shd w:val="clear" w:color="auto" w:fill="F2F5FA"/>
           </w:tcPr>
           <w:p>
             <w:pPr>
@@ -1734,8 +1734,8 @@
         <w:tc>
           <w:tcPr>
             <w:tcW w:type="dxa" w:w="1020"/>
+            <w:shd w:val="clear" w:color="auto" w:fill="F2F5FA"/>
             <w:vAlign w:val="center"/>
-            <w:shd w:val="clear" w:color="auto" w:fill="F2F5FA"/>
           </w:tcPr>
           <w:p>
             <w:pPr>
@@ -1755,8 +1755,8 @@
         <w:tc>
           <w:tcPr>
             <w:tcW w:type="dxa" w:w="1814"/>
+            <w:shd w:val="clear" w:color="auto" w:fill="F2F5FA"/>
             <w:vAlign w:val="center"/>
-            <w:shd w:val="clear" w:color="auto" w:fill="F2F5FA"/>
           </w:tcPr>
           <w:p>
             <w:pPr>
@@ -1885,8 +1885,8 @@
         <w:tc>
           <w:tcPr>
             <w:tcW w:type="dxa" w:w="1020"/>
+            <w:shd w:val="clear" w:color="auto" w:fill="F2F5FA"/>
             <w:vAlign w:val="center"/>
-            <w:shd w:val="clear" w:color="auto" w:fill="F2F5FA"/>
           </w:tcPr>
           <w:p>
             <w:pPr>
@@ -1906,8 +1906,8 @@
         <w:tc>
           <w:tcPr>
             <w:tcW w:type="dxa" w:w="3628"/>
+            <w:shd w:val="clear" w:color="auto" w:fill="F2F5FA"/>
             <w:vAlign w:val="center"/>
-            <w:shd w:val="clear" w:color="auto" w:fill="F2F5FA"/>
           </w:tcPr>
           <w:p>
             <w:pPr>
@@ -1926,8 +1926,8 @@
         <w:tc>
           <w:tcPr>
             <w:tcW w:type="dxa" w:w="1020"/>
+            <w:shd w:val="clear" w:color="auto" w:fill="F2F5FA"/>
             <w:vAlign w:val="center"/>
-            <w:shd w:val="clear" w:color="auto" w:fill="F2F5FA"/>
           </w:tcPr>
           <w:p>
             <w:pPr>
@@ -1947,8 +1947,8 @@
         <w:tc>
           <w:tcPr>
             <w:tcW w:type="dxa" w:w="1020"/>
+            <w:shd w:val="clear" w:color="auto" w:fill="F2F5FA"/>
             <w:vAlign w:val="center"/>
-            <w:shd w:val="clear" w:color="auto" w:fill="F2F5FA"/>
           </w:tcPr>
           <w:p>
             <w:pPr>
@@ -1968,8 +1968,8 @@
         <w:tc>
           <w:tcPr>
             <w:tcW w:type="dxa" w:w="1814"/>
+            <w:shd w:val="clear" w:color="auto" w:fill="F2F5FA"/>
             <w:vAlign w:val="center"/>
-            <w:shd w:val="clear" w:color="auto" w:fill="F2F5FA"/>
           </w:tcPr>
           <w:p>
             <w:pPr>
@@ -3858,13 +3858,13 @@
         <w:tblStyle w:val="TableGrid"/>
         <w:tblW w:type="auto" w:w="0"/>
         <w:tblLayout w:type="fixed"/>
-        <w:tblLook w:firstColumn="1" w:firstRow="1" w:lastColumn="0" w:lastRow="0" w:noHBand="0" w:noVBand="1" w:val="04A0"/>
         <w:tblCellMar>
           <w:top w:w="34" w:type="dxa"/>
           <w:left w:w="68" w:type="dxa"/>
           <w:bottom w:w="34" w:type="dxa"/>
           <w:right w:w="68" w:type="dxa"/>
         </w:tblCellMar>
+        <w:tblLook w:firstColumn="1" w:firstRow="1" w:lastColumn="0" w:lastRow="0" w:noHBand="0" w:noVBand="1" w:val="04A0"/>
       </w:tblPr>
       <w:tblGrid>
         <w:gridCol w:w="2438"/>
@@ -3879,8 +3879,8 @@
         <w:tc>
           <w:tcPr>
             <w:tcW w:type="dxa" w:w="1020"/>
+            <w:shd w:val="clear" w:color="auto" w:fill="1F3864"/>
             <w:vAlign w:val="center"/>
-            <w:shd w:val="clear" w:color="auto" w:fill="1F3864"/>
           </w:tcPr>
           <w:p>
             <w:pPr>
@@ -3901,8 +3901,8 @@
         <w:tc>
           <w:tcPr>
             <w:tcW w:type="dxa" w:w="2608"/>
+            <w:shd w:val="clear" w:color="auto" w:fill="1F3864"/>
             <w:vAlign w:val="center"/>
-            <w:shd w:val="clear" w:color="auto" w:fill="1F3864"/>
           </w:tcPr>
           <w:p>
             <w:pPr>
@@ -3923,8 +3923,8 @@
         <w:tc>
           <w:tcPr>
             <w:tcW w:type="dxa" w:w="3061"/>
+            <w:shd w:val="clear" w:color="auto" w:fill="1F3864"/>
             <w:vAlign w:val="center"/>
-            <w:shd w:val="clear" w:color="auto" w:fill="1F3864"/>
           </w:tcPr>
           <w:p>
             <w:pPr>
@@ -3945,8 +3945,8 @@
         <w:tc>
           <w:tcPr>
             <w:tcW w:type="dxa" w:w="3061"/>
+            <w:shd w:val="clear" w:color="auto" w:fill="1F3864"/>
             <w:vAlign w:val="center"/>
-            <w:shd w:val="clear" w:color="auto" w:fill="1F3864"/>
           </w:tcPr>
           <w:p>
             <w:pPr>
@@ -4053,8 +4053,8 @@
         <w:tc>
           <w:tcPr>
             <w:tcW w:type="dxa" w:w="1020"/>
+            <w:shd w:val="clear" w:color="auto" w:fill="F2F5FA"/>
             <w:vAlign w:val="center"/>
-            <w:shd w:val="clear" w:color="auto" w:fill="F2F5FA"/>
           </w:tcPr>
           <w:p>
             <w:pPr>
@@ -4073,8 +4073,8 @@
         <w:tc>
           <w:tcPr>
             <w:tcW w:type="dxa" w:w="2608"/>
+            <w:shd w:val="clear" w:color="auto" w:fill="F2F5FA"/>
             <w:vAlign w:val="center"/>
-            <w:shd w:val="clear" w:color="auto" w:fill="F2F5FA"/>
           </w:tcPr>
           <w:p>
             <w:pPr>
@@ -4093,8 +4093,8 @@
         <w:tc>
           <w:tcPr>
             <w:tcW w:type="dxa" w:w="3061"/>
+            <w:shd w:val="clear" w:color="auto" w:fill="F2F5FA"/>
             <w:vAlign w:val="center"/>
-            <w:shd w:val="clear" w:color="auto" w:fill="F2F5FA"/>
           </w:tcPr>
           <w:p>
             <w:pPr>
@@ -4113,8 +4113,8 @@
         <w:tc>
           <w:tcPr>
             <w:tcW w:type="dxa" w:w="3061"/>
+            <w:shd w:val="clear" w:color="auto" w:fill="F2F5FA"/>
             <w:vAlign w:val="center"/>
-            <w:shd w:val="clear" w:color="auto" w:fill="F2F5FA"/>
           </w:tcPr>
           <w:p>
             <w:pPr>
@@ -4219,8 +4219,8 @@
         <w:tc>
           <w:tcPr>
             <w:tcW w:type="dxa" w:w="1020"/>
+            <w:shd w:val="clear" w:color="auto" w:fill="F2F5FA"/>
             <w:vAlign w:val="center"/>
-            <w:shd w:val="clear" w:color="auto" w:fill="F2F5FA"/>
           </w:tcPr>
           <w:p>
             <w:pPr>
@@ -4239,8 +4239,8 @@
         <w:tc>
           <w:tcPr>
             <w:tcW w:type="dxa" w:w="2608"/>
+            <w:shd w:val="clear" w:color="auto" w:fill="F2F5FA"/>
             <w:vAlign w:val="center"/>
-            <w:shd w:val="clear" w:color="auto" w:fill="F2F5FA"/>
           </w:tcPr>
           <w:p>
             <w:pPr>
@@ -4259,8 +4259,8 @@
         <w:tc>
           <w:tcPr>
             <w:tcW w:type="dxa" w:w="3061"/>
+            <w:shd w:val="clear" w:color="auto" w:fill="F2F5FA"/>
             <w:vAlign w:val="center"/>
-            <w:shd w:val="clear" w:color="auto" w:fill="F2F5FA"/>
           </w:tcPr>
           <w:p>
             <w:pPr>
@@ -4279,8 +4279,8 @@
         <w:tc>
           <w:tcPr>
             <w:tcW w:type="dxa" w:w="3061"/>
+            <w:shd w:val="clear" w:color="auto" w:fill="F2F5FA"/>
             <w:vAlign w:val="center"/>
-            <w:shd w:val="clear" w:color="auto" w:fill="F2F5FA"/>
           </w:tcPr>
           <w:p>
             <w:pPr>
@@ -4407,13 +4407,13 @@
         <w:tblStyle w:val="TableGrid"/>
         <w:tblW w:type="auto" w:w="0"/>
         <w:tblLayout w:type="fixed"/>
-        <w:tblLook w:firstColumn="1" w:firstRow="1" w:lastColumn="0" w:lastRow="0" w:noHBand="0" w:noVBand="1" w:val="04A0"/>
         <w:tblCellMar>
           <w:top w:w="34" w:type="dxa"/>
           <w:left w:w="68" w:type="dxa"/>
           <w:bottom w:w="34" w:type="dxa"/>
           <w:right w:w="68" w:type="dxa"/>
         </w:tblCellMar>
+        <w:tblLook w:firstColumn="1" w:firstRow="1" w:lastColumn="0" w:lastRow="0" w:noHBand="0" w:noVBand="1" w:val="04A0"/>
       </w:tblPr>
       <w:tblGrid>
         <w:gridCol w:w="1950"/>
@@ -4429,8 +4429,8 @@
         <w:tc>
           <w:tcPr>
             <w:tcW w:type="dxa" w:w="794"/>
+            <w:shd w:val="clear" w:color="auto" w:fill="1F3864"/>
             <w:vAlign w:val="center"/>
-            <w:shd w:val="clear" w:color="auto" w:fill="1F3864"/>
           </w:tcPr>
           <w:p>
             <w:pPr>
@@ -4451,8 +4451,8 @@
         <w:tc>
           <w:tcPr>
             <w:tcW w:type="dxa" w:w="680"/>
+            <w:shd w:val="clear" w:color="auto" w:fill="1F3864"/>
             <w:vAlign w:val="center"/>
-            <w:shd w:val="clear" w:color="auto" w:fill="1F3864"/>
           </w:tcPr>
           <w:p>
             <w:pPr>
@@ -4473,8 +4473,8 @@
         <w:tc>
           <w:tcPr>
             <w:tcW w:type="dxa" w:w="2835"/>
+            <w:shd w:val="clear" w:color="auto" w:fill="1F3864"/>
             <w:vAlign w:val="center"/>
-            <w:shd w:val="clear" w:color="auto" w:fill="1F3864"/>
           </w:tcPr>
           <w:p>
             <w:pPr>
@@ -4495,8 +4495,8 @@
         <w:tc>
           <w:tcPr>
             <w:tcW w:type="dxa" w:w="3628"/>
+            <w:shd w:val="clear" w:color="auto" w:fill="1F3864"/>
             <w:vAlign w:val="center"/>
-            <w:shd w:val="clear" w:color="auto" w:fill="1F3864"/>
           </w:tcPr>
           <w:p>
             <w:pPr>
@@ -4517,8 +4517,8 @@
         <w:tc>
           <w:tcPr>
             <w:tcW w:type="dxa" w:w="1247"/>
+            <w:shd w:val="clear" w:color="auto" w:fill="1F3864"/>
             <w:vAlign w:val="center"/>
-            <w:shd w:val="clear" w:color="auto" w:fill="1F3864"/>
           </w:tcPr>
           <w:p>
             <w:pPr>
@@ -4646,8 +4646,8 @@
         <w:tc>
           <w:tcPr>
             <w:tcW w:type="dxa" w:w="794"/>
+            <w:shd w:val="clear" w:color="auto" w:fill="F2F5FA"/>
             <w:vAlign w:val="center"/>
-            <w:shd w:val="clear" w:color="auto" w:fill="F2F5FA"/>
           </w:tcPr>
           <w:p>
             <w:pPr>
@@ -4667,8 +4667,8 @@
         <w:tc>
           <w:tcPr>
             <w:tcW w:type="dxa" w:w="680"/>
+            <w:shd w:val="clear" w:color="auto" w:fill="F2F5FA"/>
             <w:vAlign w:val="center"/>
-            <w:shd w:val="clear" w:color="auto" w:fill="F2F5FA"/>
           </w:tcPr>
           <w:p>
             <w:pPr>
@@ -4688,8 +4688,8 @@
         <w:tc>
           <w:tcPr>
             <w:tcW w:type="dxa" w:w="2835"/>
+            <w:shd w:val="clear" w:color="auto" w:fill="F2F5FA"/>
             <w:vAlign w:val="center"/>
-            <w:shd w:val="clear" w:color="auto" w:fill="F2F5FA"/>
           </w:tcPr>
           <w:p>
             <w:pPr>
@@ -4708,8 +4708,8 @@
         <w:tc>
           <w:tcPr>
             <w:tcW w:type="dxa" w:w="3628"/>
+            <w:shd w:val="clear" w:color="auto" w:fill="F2F5FA"/>
             <w:vAlign w:val="center"/>
-            <w:shd w:val="clear" w:color="auto" w:fill="F2F5FA"/>
           </w:tcPr>
           <w:p>
             <w:pPr>
@@ -4728,8 +4728,8 @@
         <w:tc>
           <w:tcPr>
             <w:tcW w:type="dxa" w:w="1247"/>
+            <w:shd w:val="clear" w:color="auto" w:fill="F2F5FA"/>
             <w:vAlign w:val="center"/>
-            <w:shd w:val="clear" w:color="auto" w:fill="F2F5FA"/>
           </w:tcPr>
           <w:p>
             <w:pPr>
@@ -4855,8 +4855,8 @@
         <w:tc>
           <w:tcPr>
             <w:tcW w:type="dxa" w:w="794"/>
+            <w:shd w:val="clear" w:color="auto" w:fill="F2F5FA"/>
             <w:vAlign w:val="center"/>
-            <w:shd w:val="clear" w:color="auto" w:fill="F2F5FA"/>
           </w:tcPr>
           <w:p>
             <w:pPr>
@@ -4876,8 +4876,8 @@
         <w:tc>
           <w:tcPr>
             <w:tcW w:type="dxa" w:w="680"/>
+            <w:shd w:val="clear" w:color="auto" w:fill="F2F5FA"/>
             <w:vAlign w:val="center"/>
-            <w:shd w:val="clear" w:color="auto" w:fill="F2F5FA"/>
           </w:tcPr>
           <w:p>
             <w:pPr>
@@ -4897,8 +4897,8 @@
         <w:tc>
           <w:tcPr>
             <w:tcW w:type="dxa" w:w="2835"/>
+            <w:shd w:val="clear" w:color="auto" w:fill="F2F5FA"/>
             <w:vAlign w:val="center"/>
-            <w:shd w:val="clear" w:color="auto" w:fill="F2F5FA"/>
           </w:tcPr>
           <w:p>
             <w:pPr>
@@ -4917,8 +4917,8 @@
         <w:tc>
           <w:tcPr>
             <w:tcW w:type="dxa" w:w="3628"/>
+            <w:shd w:val="clear" w:color="auto" w:fill="F2F5FA"/>
             <w:vAlign w:val="center"/>
-            <w:shd w:val="clear" w:color="auto" w:fill="F2F5FA"/>
           </w:tcPr>
           <w:p>
             <w:pPr>
@@ -4937,8 +4937,8 @@
         <w:tc>
           <w:tcPr>
             <w:tcW w:type="dxa" w:w="1247"/>
+            <w:shd w:val="clear" w:color="auto" w:fill="F2F5FA"/>
             <w:vAlign w:val="center"/>
-            <w:shd w:val="clear" w:color="auto" w:fill="F2F5FA"/>
           </w:tcPr>
           <w:p>
             <w:pPr>
@@ -5064,8 +5064,8 @@
         <w:tc>
           <w:tcPr>
             <w:tcW w:type="dxa" w:w="794"/>
+            <w:shd w:val="clear" w:color="auto" w:fill="F2F5FA"/>
             <w:vAlign w:val="center"/>
-            <w:shd w:val="clear" w:color="auto" w:fill="F2F5FA"/>
           </w:tcPr>
           <w:p>
             <w:pPr>
@@ -5085,8 +5085,8 @@
         <w:tc>
           <w:tcPr>
             <w:tcW w:type="dxa" w:w="680"/>
+            <w:shd w:val="clear" w:color="auto" w:fill="F2F5FA"/>
             <w:vAlign w:val="center"/>
-            <w:shd w:val="clear" w:color="auto" w:fill="F2F5FA"/>
           </w:tcPr>
           <w:p>
             <w:pPr>
@@ -5106,8 +5106,8 @@
         <w:tc>
           <w:tcPr>
             <w:tcW w:type="dxa" w:w="2835"/>
+            <w:shd w:val="clear" w:color="auto" w:fill="F2F5FA"/>
             <w:vAlign w:val="center"/>
-            <w:shd w:val="clear" w:color="auto" w:fill="F2F5FA"/>
           </w:tcPr>
           <w:p>
             <w:pPr>
@@ -5126,8 +5126,8 @@
         <w:tc>
           <w:tcPr>
             <w:tcW w:type="dxa" w:w="3628"/>
+            <w:shd w:val="clear" w:color="auto" w:fill="F2F5FA"/>
             <w:vAlign w:val="center"/>
-            <w:shd w:val="clear" w:color="auto" w:fill="F2F5FA"/>
           </w:tcPr>
           <w:p>
             <w:pPr>
@@ -5146,8 +5146,8 @@
         <w:tc>
           <w:tcPr>
             <w:tcW w:type="dxa" w:w="1247"/>
+            <w:shd w:val="clear" w:color="auto" w:fill="F2F5FA"/>
             <w:vAlign w:val="center"/>
-            <w:shd w:val="clear" w:color="auto" w:fill="F2F5FA"/>
           </w:tcPr>
           <w:p>
             <w:pPr>
@@ -5328,13 +5328,13 @@
         <w:tblStyle w:val="TableGrid"/>
         <w:tblW w:type="auto" w:w="0"/>
         <w:tblLayout w:type="fixed"/>
-        <w:tblLook w:firstColumn="1" w:firstRow="1" w:lastColumn="0" w:lastRow="0" w:noHBand="0" w:noVBand="1" w:val="04A0"/>
         <w:tblCellMar>
           <w:top w:w="34" w:type="dxa"/>
           <w:left w:w="68" w:type="dxa"/>
           <w:bottom w:w="34" w:type="dxa"/>
           <w:right w:w="68" w:type="dxa"/>
         </w:tblCellMar>
+        <w:tblLook w:firstColumn="1" w:firstRow="1" w:lastColumn="0" w:lastRow="0" w:noHBand="0" w:noVBand="1" w:val="04A0"/>
       </w:tblPr>
       <w:tblGrid>
         <w:gridCol w:w="1950"/>
@@ -5350,8 +5350,8 @@
         <w:tc>
           <w:tcPr>
             <w:tcW w:type="dxa" w:w="794"/>
+            <w:shd w:val="clear" w:color="auto" w:fill="1F3864"/>
             <w:vAlign w:val="center"/>
-            <w:shd w:val="clear" w:color="auto" w:fill="1F3864"/>
           </w:tcPr>
           <w:p>
             <w:pPr>
@@ -5372,8 +5372,8 @@
         <w:tc>
           <w:tcPr>
             <w:tcW w:type="dxa" w:w="1928"/>
+            <w:shd w:val="clear" w:color="auto" w:fill="1F3864"/>
             <w:vAlign w:val="center"/>
-            <w:shd w:val="clear" w:color="auto" w:fill="1F3864"/>
           </w:tcPr>
           <w:p>
             <w:pPr>
@@ -5394,8 +5394,8 @@
         <w:tc>
           <w:tcPr>
             <w:tcW w:type="dxa" w:w="2835"/>
+            <w:shd w:val="clear" w:color="auto" w:fill="1F3864"/>
             <w:vAlign w:val="center"/>
-            <w:shd w:val="clear" w:color="auto" w:fill="1F3864"/>
           </w:tcPr>
           <w:p>
             <w:pPr>
@@ -5416,8 +5416,8 @@
         <w:tc>
           <w:tcPr>
             <w:tcW w:type="dxa" w:w="2721"/>
+            <w:shd w:val="clear" w:color="auto" w:fill="1F3864"/>
             <w:vAlign w:val="center"/>
-            <w:shd w:val="clear" w:color="auto" w:fill="1F3864"/>
           </w:tcPr>
           <w:p>
             <w:pPr>
@@ -5438,8 +5438,8 @@
         <w:tc>
           <w:tcPr>
             <w:tcW w:type="dxa" w:w="1020"/>
+            <w:shd w:val="clear" w:color="auto" w:fill="1F3864"/>
             <w:vAlign w:val="center"/>
-            <w:shd w:val="clear" w:color="auto" w:fill="1F3864"/>
           </w:tcPr>
           <w:p>
             <w:pPr>
@@ -5567,8 +5567,8 @@
         <w:tc>
           <w:tcPr>
             <w:tcW w:type="dxa" w:w="794"/>
+            <w:shd w:val="clear" w:color="auto" w:fill="F2F5FA"/>
             <w:vAlign w:val="center"/>
-            <w:shd w:val="clear" w:color="auto" w:fill="F2F5FA"/>
           </w:tcPr>
           <w:p>
             <w:pPr>
@@ -5588,8 +5588,8 @@
         <w:tc>
           <w:tcPr>
             <w:tcW w:type="dxa" w:w="1928"/>
+            <w:shd w:val="clear" w:color="auto" w:fill="F2F5FA"/>
             <w:vAlign w:val="center"/>
-            <w:shd w:val="clear" w:color="auto" w:fill="F2F5FA"/>
           </w:tcPr>
           <w:p>
             <w:pPr>
@@ -5608,8 +5608,8 @@
         <w:tc>
           <w:tcPr>
             <w:tcW w:type="dxa" w:w="2835"/>
+            <w:shd w:val="clear" w:color="auto" w:fill="F2F5FA"/>
             <w:vAlign w:val="center"/>
-            <w:shd w:val="clear" w:color="auto" w:fill="F2F5FA"/>
           </w:tcPr>
           <w:p>
             <w:pPr>
@@ -5628,8 +5628,8 @@
         <w:tc>
           <w:tcPr>
             <w:tcW w:type="dxa" w:w="2721"/>
+            <w:shd w:val="clear" w:color="auto" w:fill="F2F5FA"/>
             <w:vAlign w:val="center"/>
-            <w:shd w:val="clear" w:color="auto" w:fill="F2F5FA"/>
           </w:tcPr>
           <w:p>
             <w:pPr>
@@ -5648,8 +5648,8 @@
         <w:tc>
           <w:tcPr>
             <w:tcW w:type="dxa" w:w="1020"/>
+            <w:shd w:val="clear" w:color="auto" w:fill="F2F5FA"/>
             <w:vAlign w:val="center"/>
-            <w:shd w:val="clear" w:color="auto" w:fill="F2F5FA"/>
           </w:tcPr>
           <w:p>
             <w:pPr>
@@ -5817,13 +5817,13 @@
         <w:tblStyle w:val="TableGrid"/>
         <w:tblW w:type="auto" w:w="0"/>
         <w:tblLayout w:type="fixed"/>
-        <w:tblLook w:firstColumn="1" w:firstRow="1" w:lastColumn="0" w:lastRow="0" w:noHBand="0" w:noVBand="1" w:val="04A0"/>
         <w:tblCellMar>
           <w:top w:w="34" w:type="dxa"/>
           <w:left w:w="68" w:type="dxa"/>
           <w:bottom w:w="34" w:type="dxa"/>
           <w:right w:w="68" w:type="dxa"/>
         </w:tblCellMar>
+        <w:tblLook w:firstColumn="1" w:firstRow="1" w:lastColumn="0" w:lastRow="0" w:noHBand="0" w:noVBand="1" w:val="04A0"/>
       </w:tblPr>
       <w:tblGrid>
         <w:gridCol w:w="2438"/>
@@ -5838,8 +5838,8 @@
         <w:tc>
           <w:tcPr>
             <w:tcW w:type="dxa" w:w="794"/>
+            <w:shd w:val="clear" w:color="auto" w:fill="1F3864"/>
             <w:vAlign w:val="center"/>
-            <w:shd w:val="clear" w:color="auto" w:fill="1F3864"/>
           </w:tcPr>
           <w:p>
             <w:pPr>
@@ -5860,8 +5860,8 @@
         <w:tc>
           <w:tcPr>
             <w:tcW w:type="dxa" w:w="5102"/>
+            <w:shd w:val="clear" w:color="auto" w:fill="1F3864"/>
             <w:vAlign w:val="center"/>
-            <w:shd w:val="clear" w:color="auto" w:fill="1F3864"/>
           </w:tcPr>
           <w:p>
             <w:pPr>
@@ -5882,8 +5882,8 @@
         <w:tc>
           <w:tcPr>
             <w:tcW w:type="dxa" w:w="907"/>
+            <w:shd w:val="clear" w:color="auto" w:fill="1F3864"/>
             <w:vAlign w:val="center"/>
-            <w:shd w:val="clear" w:color="auto" w:fill="1F3864"/>
           </w:tcPr>
           <w:p>
             <w:pPr>
@@ -5904,8 +5904,8 @@
         <w:tc>
           <w:tcPr>
             <w:tcW w:type="dxa" w:w="2494"/>
+            <w:shd w:val="clear" w:color="auto" w:fill="1F3864"/>
             <w:vAlign w:val="center"/>
-            <w:shd w:val="clear" w:color="auto" w:fill="1F3864"/>
           </w:tcPr>
           <w:p>
             <w:pPr>
@@ -6015,8 +6015,8 @@
         <w:tc>
           <w:tcPr>
             <w:tcW w:type="dxa" w:w="794"/>
+            <w:shd w:val="clear" w:color="auto" w:fill="F2F5FA"/>
             <w:vAlign w:val="center"/>
-            <w:shd w:val="clear" w:color="auto" w:fill="F2F5FA"/>
           </w:tcPr>
           <w:p>
             <w:pPr>
@@ -6036,8 +6036,8 @@
         <w:tc>
           <w:tcPr>
             <w:tcW w:type="dxa" w:w="5102"/>
+            <w:shd w:val="clear" w:color="auto" w:fill="F2F5FA"/>
             <w:vAlign w:val="center"/>
-            <w:shd w:val="clear" w:color="auto" w:fill="F2F5FA"/>
           </w:tcPr>
           <w:p>
             <w:pPr>
@@ -6056,8 +6056,8 @@
         <w:tc>
           <w:tcPr>
             <w:tcW w:type="dxa" w:w="907"/>
+            <w:shd w:val="clear" w:color="auto" w:fill="F2F5FA"/>
             <w:vAlign w:val="center"/>
-            <w:shd w:val="clear" w:color="auto" w:fill="F2F5FA"/>
           </w:tcPr>
           <w:p>
             <w:pPr>
@@ -6077,8 +6077,8 @@
         <w:tc>
           <w:tcPr>
             <w:tcW w:type="dxa" w:w="2494"/>
+            <w:shd w:val="clear" w:color="auto" w:fill="F2F5FA"/>
             <w:vAlign w:val="center"/>
-            <w:shd w:val="clear" w:color="auto" w:fill="F2F5FA"/>
           </w:tcPr>
           <w:p>
             <w:pPr>
@@ -6187,8 +6187,8 @@
         <w:tc>
           <w:tcPr>
             <w:tcW w:type="dxa" w:w="794"/>
+            <w:shd w:val="clear" w:color="auto" w:fill="F2F5FA"/>
             <w:vAlign w:val="center"/>
-            <w:shd w:val="clear" w:color="auto" w:fill="F2F5FA"/>
           </w:tcPr>
           <w:p>
             <w:pPr>
@@ -6208,8 +6208,8 @@
         <w:tc>
           <w:tcPr>
             <w:tcW w:type="dxa" w:w="5102"/>
+            <w:shd w:val="clear" w:color="auto" w:fill="F2F5FA"/>
             <w:vAlign w:val="center"/>
-            <w:shd w:val="clear" w:color="auto" w:fill="F2F5FA"/>
           </w:tcPr>
           <w:p>
             <w:pPr>
@@ -6228,8 +6228,8 @@
         <w:tc>
           <w:tcPr>
             <w:tcW w:type="dxa" w:w="907"/>
+            <w:shd w:val="clear" w:color="auto" w:fill="F2F5FA"/>
             <w:vAlign w:val="center"/>
-            <w:shd w:val="clear" w:color="auto" w:fill="F2F5FA"/>
           </w:tcPr>
           <w:p>
             <w:pPr>
@@ -6249,8 +6249,8 @@
         <w:tc>
           <w:tcPr>
             <w:tcW w:type="dxa" w:w="2494"/>
+            <w:shd w:val="clear" w:color="auto" w:fill="F2F5FA"/>
             <w:vAlign w:val="center"/>
-            <w:shd w:val="clear" w:color="auto" w:fill="F2F5FA"/>
           </w:tcPr>
           <w:p>
             <w:pPr>
@@ -6359,8 +6359,8 @@
         <w:tc>
           <w:tcPr>
             <w:tcW w:type="dxa" w:w="794"/>
+            <w:shd w:val="clear" w:color="auto" w:fill="F2F5FA"/>
             <w:vAlign w:val="center"/>
-            <w:shd w:val="clear" w:color="auto" w:fill="F2F5FA"/>
           </w:tcPr>
           <w:p>
             <w:pPr>
@@ -6380,8 +6380,8 @@
         <w:tc>
           <w:tcPr>
             <w:tcW w:type="dxa" w:w="5102"/>
+            <w:shd w:val="clear" w:color="auto" w:fill="F2F5FA"/>
             <w:vAlign w:val="center"/>
-            <w:shd w:val="clear" w:color="auto" w:fill="F2F5FA"/>
           </w:tcPr>
           <w:p>
             <w:pPr>
@@ -6400,8 +6400,8 @@
         <w:tc>
           <w:tcPr>
             <w:tcW w:type="dxa" w:w="907"/>
+            <w:shd w:val="clear" w:color="auto" w:fill="F2F5FA"/>
             <w:vAlign w:val="center"/>
-            <w:shd w:val="clear" w:color="auto" w:fill="F2F5FA"/>
           </w:tcPr>
           <w:p>
             <w:pPr>
@@ -6421,8 +6421,8 @@
         <w:tc>
           <w:tcPr>
             <w:tcW w:type="dxa" w:w="2494"/>
+            <w:shd w:val="clear" w:color="auto" w:fill="F2F5FA"/>
             <w:vAlign w:val="center"/>
-            <w:shd w:val="clear" w:color="auto" w:fill="F2F5FA"/>
           </w:tcPr>
           <w:p>
             <w:pPr>
@@ -6531,8 +6531,8 @@
         <w:tc>
           <w:tcPr>
             <w:tcW w:type="dxa" w:w="794"/>
+            <w:shd w:val="clear" w:color="auto" w:fill="F2F5FA"/>
             <w:vAlign w:val="center"/>
-            <w:shd w:val="clear" w:color="auto" w:fill="F2F5FA"/>
           </w:tcPr>
           <w:p>
             <w:pPr>
@@ -6552,8 +6552,8 @@
         <w:tc>
           <w:tcPr>
             <w:tcW w:type="dxa" w:w="5102"/>
+            <w:shd w:val="clear" w:color="auto" w:fill="F2F5FA"/>
             <w:vAlign w:val="center"/>
-            <w:shd w:val="clear" w:color="auto" w:fill="F2F5FA"/>
           </w:tcPr>
           <w:p>
             <w:pPr>
@@ -6572,8 +6572,8 @@
         <w:tc>
           <w:tcPr>
             <w:tcW w:type="dxa" w:w="907"/>
+            <w:shd w:val="clear" w:color="auto" w:fill="F2F5FA"/>
             <w:vAlign w:val="center"/>
-            <w:shd w:val="clear" w:color="auto" w:fill="F2F5FA"/>
           </w:tcPr>
           <w:p>
             <w:pPr>
@@ -6593,8 +6593,8 @@
         <w:tc>
           <w:tcPr>
             <w:tcW w:type="dxa" w:w="2494"/>
+            <w:shd w:val="clear" w:color="auto" w:fill="F2F5FA"/>
             <w:vAlign w:val="center"/>
-            <w:shd w:val="clear" w:color="auto" w:fill="F2F5FA"/>
           </w:tcPr>
           <w:p>
             <w:pPr>
@@ -6763,13 +6763,13 @@
         <w:tblStyle w:val="TableGrid"/>
         <w:tblW w:type="auto" w:w="0"/>
         <w:tblLayout w:type="fixed"/>
-        <w:tblLook w:firstColumn="1" w:firstRow="1" w:lastColumn="0" w:lastRow="0" w:noHBand="0" w:noVBand="1" w:val="04A0"/>
         <w:tblCellMar>
           <w:top w:w="34" w:type="dxa"/>
           <w:left w:w="68" w:type="dxa"/>
           <w:bottom w:w="34" w:type="dxa"/>
           <w:right w:w="68" w:type="dxa"/>
         </w:tblCellMar>
+        <w:tblLook w:firstColumn="1" w:firstRow="1" w:lastColumn="0" w:lastRow="0" w:noHBand="0" w:noVBand="1" w:val="04A0"/>
       </w:tblPr>
       <w:tblGrid>
         <w:gridCol w:w="1625"/>
@@ -6786,8 +6786,8 @@
         <w:tc>
           <w:tcPr>
             <w:tcW w:type="dxa" w:w="680"/>
+            <w:shd w:val="clear" w:color="auto" w:fill="1F3864"/>
             <w:vAlign w:val="center"/>
-            <w:shd w:val="clear" w:color="auto" w:fill="1F3864"/>
           </w:tcPr>
           <w:p>
             <w:pPr>
@@ -6808,8 +6808,8 @@
         <w:tc>
           <w:tcPr>
             <w:tcW w:type="dxa" w:w="2381"/>
+            <w:shd w:val="clear" w:color="auto" w:fill="1F3864"/>
             <w:vAlign w:val="center"/>
-            <w:shd w:val="clear" w:color="auto" w:fill="1F3864"/>
           </w:tcPr>
           <w:p>
             <w:pPr>
@@ -6830,8 +6830,8 @@
         <w:tc>
           <w:tcPr>
             <w:tcW w:type="dxa" w:w="794"/>
+            <w:shd w:val="clear" w:color="auto" w:fill="1F3864"/>
             <w:vAlign w:val="center"/>
-            <w:shd w:val="clear" w:color="auto" w:fill="1F3864"/>
           </w:tcPr>
           <w:p>
             <w:pPr>
@@ -6852,8 +6852,8 @@
         <w:tc>
           <w:tcPr>
             <w:tcW w:type="dxa" w:w="794"/>
+            <w:shd w:val="clear" w:color="auto" w:fill="1F3864"/>
             <w:vAlign w:val="center"/>
-            <w:shd w:val="clear" w:color="auto" w:fill="1F3864"/>
           </w:tcPr>
           <w:p>
             <w:pPr>
@@ -6874,8 +6874,8 @@
         <w:tc>
           <w:tcPr>
             <w:tcW w:type="dxa" w:w="2494"/>
+            <w:shd w:val="clear" w:color="auto" w:fill="1F3864"/>
             <w:vAlign w:val="center"/>
-            <w:shd w:val="clear" w:color="auto" w:fill="1F3864"/>
           </w:tcPr>
           <w:p>
             <w:pPr>
@@ -6896,8 +6896,8 @@
         <w:tc>
           <w:tcPr>
             <w:tcW w:type="dxa" w:w="2608"/>
+            <w:shd w:val="clear" w:color="auto" w:fill="1F3864"/>
             <w:vAlign w:val="center"/>
-            <w:shd w:val="clear" w:color="auto" w:fill="1F3864"/>
           </w:tcPr>
           <w:p>
             <w:pPr>
@@ -7045,8 +7045,8 @@
         <w:tc>
           <w:tcPr>
             <w:tcW w:type="dxa" w:w="680"/>
+            <w:shd w:val="clear" w:color="auto" w:fill="F2F5FA"/>
             <w:vAlign w:val="center"/>
-            <w:shd w:val="clear" w:color="auto" w:fill="F2F5FA"/>
           </w:tcPr>
           <w:p>
             <w:pPr>
@@ -7066,8 +7066,8 @@
         <w:tc>
           <w:tcPr>
             <w:tcW w:type="dxa" w:w="2381"/>
+            <w:shd w:val="clear" w:color="auto" w:fill="F2F5FA"/>
             <w:vAlign w:val="center"/>
-            <w:shd w:val="clear" w:color="auto" w:fill="F2F5FA"/>
           </w:tcPr>
           <w:p>
             <w:pPr>
@@ -7086,8 +7086,8 @@
         <w:tc>
           <w:tcPr>
             <w:tcW w:type="dxa" w:w="794"/>
+            <w:shd w:val="clear" w:color="auto" w:fill="F2F5FA"/>
             <w:vAlign w:val="center"/>
-            <w:shd w:val="clear" w:color="auto" w:fill="F2F5FA"/>
           </w:tcPr>
           <w:p>
             <w:pPr>
@@ -7107,8 +7107,8 @@
         <w:tc>
           <w:tcPr>
             <w:tcW w:type="dxa" w:w="794"/>
+            <w:shd w:val="clear" w:color="auto" w:fill="F2F5FA"/>
             <w:vAlign w:val="center"/>
-            <w:shd w:val="clear" w:color="auto" w:fill="F2F5FA"/>
           </w:tcPr>
           <w:p>
             <w:pPr>
@@ -7128,8 +7128,8 @@
         <w:tc>
           <w:tcPr>
             <w:tcW w:type="dxa" w:w="2494"/>
+            <w:shd w:val="clear" w:color="auto" w:fill="F2F5FA"/>
             <w:vAlign w:val="center"/>
-            <w:shd w:val="clear" w:color="auto" w:fill="F2F5FA"/>
           </w:tcPr>
           <w:p>
             <w:pPr>
@@ -7148,8 +7148,8 @@
         <w:tc>
           <w:tcPr>
             <w:tcW w:type="dxa" w:w="2608"/>
+            <w:shd w:val="clear" w:color="auto" w:fill="F2F5FA"/>
             <w:vAlign w:val="center"/>
-            <w:shd w:val="clear" w:color="auto" w:fill="F2F5FA"/>
           </w:tcPr>
           <w:p>
             <w:pPr>
@@ -7295,8 +7295,8 @@
         <w:tc>
           <w:tcPr>
             <w:tcW w:type="dxa" w:w="680"/>
+            <w:shd w:val="clear" w:color="auto" w:fill="F2F5FA"/>
             <w:vAlign w:val="center"/>
-            <w:shd w:val="clear" w:color="auto" w:fill="F2F5FA"/>
           </w:tcPr>
           <w:p>
             <w:pPr>
@@ -7316,8 +7316,8 @@
         <w:tc>
           <w:tcPr>
             <w:tcW w:type="dxa" w:w="2381"/>
+            <w:shd w:val="clear" w:color="auto" w:fill="F2F5FA"/>
             <w:vAlign w:val="center"/>
-            <w:shd w:val="clear" w:color="auto" w:fill="F2F5FA"/>
           </w:tcPr>
           <w:p>
             <w:pPr>
@@ -7336,8 +7336,8 @@
         <w:tc>
           <w:tcPr>
             <w:tcW w:type="dxa" w:w="794"/>
+            <w:shd w:val="clear" w:color="auto" w:fill="F2F5FA"/>
             <w:vAlign w:val="center"/>
-            <w:shd w:val="clear" w:color="auto" w:fill="F2F5FA"/>
           </w:tcPr>
           <w:p>
             <w:pPr>
@@ -7357,8 +7357,8 @@
         <w:tc>
           <w:tcPr>
             <w:tcW w:type="dxa" w:w="794"/>
+            <w:shd w:val="clear" w:color="auto" w:fill="F2F5FA"/>
             <w:vAlign w:val="center"/>
-            <w:shd w:val="clear" w:color="auto" w:fill="F2F5FA"/>
           </w:tcPr>
           <w:p>
             <w:pPr>
@@ -7378,8 +7378,8 @@
         <w:tc>
           <w:tcPr>
             <w:tcW w:type="dxa" w:w="2494"/>
+            <w:shd w:val="clear" w:color="auto" w:fill="F2F5FA"/>
             <w:vAlign w:val="center"/>
-            <w:shd w:val="clear" w:color="auto" w:fill="F2F5FA"/>
           </w:tcPr>
           <w:p>
             <w:pPr>
@@ -7398,8 +7398,8 @@
         <w:tc>
           <w:tcPr>
             <w:tcW w:type="dxa" w:w="2608"/>
+            <w:shd w:val="clear" w:color="auto" w:fill="F2F5FA"/>
             <w:vAlign w:val="center"/>
-            <w:shd w:val="clear" w:color="auto" w:fill="F2F5FA"/>
           </w:tcPr>
           <w:p>
             <w:pPr>
@@ -7545,8 +7545,8 @@
         <w:tc>
           <w:tcPr>
             <w:tcW w:type="dxa" w:w="680"/>
+            <w:shd w:val="clear" w:color="auto" w:fill="F2F5FA"/>
             <w:vAlign w:val="center"/>
-            <w:shd w:val="clear" w:color="auto" w:fill="F2F5FA"/>
           </w:tcPr>
           <w:p>
             <w:pPr>
@@ -7566,8 +7566,8 @@
         <w:tc>
           <w:tcPr>
             <w:tcW w:type="dxa" w:w="2381"/>
+            <w:shd w:val="clear" w:color="auto" w:fill="F2F5FA"/>
             <w:vAlign w:val="center"/>
-            <w:shd w:val="clear" w:color="auto" w:fill="F2F5FA"/>
           </w:tcPr>
           <w:p>
             <w:pPr>
@@ -7586,8 +7586,8 @@
         <w:tc>
           <w:tcPr>
             <w:tcW w:type="dxa" w:w="794"/>
+            <w:shd w:val="clear" w:color="auto" w:fill="F2F5FA"/>
             <w:vAlign w:val="center"/>
-            <w:shd w:val="clear" w:color="auto" w:fill="F2F5FA"/>
           </w:tcPr>
           <w:p>
             <w:pPr>
@@ -7607,8 +7607,8 @@
         <w:tc>
           <w:tcPr>
             <w:tcW w:type="dxa" w:w="794"/>
+            <w:shd w:val="clear" w:color="auto" w:fill="F2F5FA"/>
             <w:vAlign w:val="center"/>
-            <w:shd w:val="clear" w:color="auto" w:fill="F2F5FA"/>
           </w:tcPr>
           <w:p>
             <w:pPr>
@@ -7628,8 +7628,8 @@
         <w:tc>
           <w:tcPr>
             <w:tcW w:type="dxa" w:w="2494"/>
+            <w:shd w:val="clear" w:color="auto" w:fill="F2F5FA"/>
             <w:vAlign w:val="center"/>
-            <w:shd w:val="clear" w:color="auto" w:fill="F2F5FA"/>
           </w:tcPr>
           <w:p>
             <w:pPr>
@@ -7648,8 +7648,8 @@
         <w:tc>
           <w:tcPr>
             <w:tcW w:type="dxa" w:w="2608"/>
+            <w:shd w:val="clear" w:color="auto" w:fill="F2F5FA"/>
             <w:vAlign w:val="center"/>
-            <w:shd w:val="clear" w:color="auto" w:fill="F2F5FA"/>
           </w:tcPr>
           <w:p>
             <w:pPr>
@@ -7854,13 +7854,13 @@
         <w:tblStyle w:val="TableGrid"/>
         <w:tblW w:type="auto" w:w="0"/>
         <w:tblLayout w:type="fixed"/>
-        <w:tblLook w:firstColumn="1" w:firstRow="1" w:lastColumn="0" w:lastRow="0" w:noHBand="0" w:noVBand="1" w:val="04A0"/>
         <w:tblCellMar>
           <w:top w:w="34" w:type="dxa"/>
           <w:left w:w="68" w:type="dxa"/>
           <w:bottom w:w="34" w:type="dxa"/>
           <w:right w:w="68" w:type="dxa"/>
         </w:tblCellMar>
+        <w:tblLook w:firstColumn="1" w:firstRow="1" w:lastColumn="0" w:lastRow="0" w:noHBand="0" w:noVBand="1" w:val="04A0"/>
       </w:tblPr>
       <w:tblGrid>
         <w:gridCol w:w="2438"/>
@@ -7875,8 +7875,8 @@
         <w:tc>
           <w:tcPr>
             <w:tcW w:type="dxa" w:w="1020"/>
+            <w:shd w:val="clear" w:color="auto" w:fill="1F3864"/>
             <w:vAlign w:val="center"/>
-            <w:shd w:val="clear" w:color="auto" w:fill="1F3864"/>
           </w:tcPr>
           <w:p>
             <w:pPr>
@@ -7897,8 +7897,8 @@
         <w:tc>
           <w:tcPr>
             <w:tcW w:type="dxa" w:w="3969"/>
+            <w:shd w:val="clear" w:color="auto" w:fill="1F3864"/>
             <w:vAlign w:val="center"/>
-            <w:shd w:val="clear" w:color="auto" w:fill="1F3864"/>
           </w:tcPr>
           <w:p>
             <w:pPr>
@@ -7919,8 +7919,8 @@
         <w:tc>
           <w:tcPr>
             <w:tcW w:type="dxa" w:w="2835"/>
+            <w:shd w:val="clear" w:color="auto" w:fill="1F3864"/>
             <w:vAlign w:val="center"/>
-            <w:shd w:val="clear" w:color="auto" w:fill="1F3864"/>
           </w:tcPr>
           <w:p>
             <w:pPr>
@@ -7941,8 +7941,8 @@
         <w:tc>
           <w:tcPr>
             <w:tcW w:type="dxa" w:w="794"/>
+            <w:shd w:val="clear" w:color="auto" w:fill="1F3864"/>
             <w:vAlign w:val="center"/>
-            <w:shd w:val="clear" w:color="auto" w:fill="1F3864"/>
           </w:tcPr>
           <w:p>
             <w:pPr>
@@ -8051,8 +8051,8 @@
         <w:tc>
           <w:tcPr>
             <w:tcW w:type="dxa" w:w="1020"/>
+            <w:shd w:val="clear" w:color="auto" w:fill="F2F5FA"/>
             <w:vAlign w:val="center"/>
-            <w:shd w:val="clear" w:color="auto" w:fill="F2F5FA"/>
           </w:tcPr>
           <w:p>
             <w:pPr>
@@ -8072,8 +8072,8 @@
         <w:tc>
           <w:tcPr>
             <w:tcW w:type="dxa" w:w="3969"/>
+            <w:shd w:val="clear" w:color="auto" w:fill="F2F5FA"/>
             <w:vAlign w:val="center"/>
-            <w:shd w:val="clear" w:color="auto" w:fill="F2F5FA"/>
           </w:tcPr>
           <w:p>
             <w:pPr>
@@ -8092,8 +8092,8 @@
         <w:tc>
           <w:tcPr>
             <w:tcW w:type="dxa" w:w="2835"/>
+            <w:shd w:val="clear" w:color="auto" w:fill="F2F5FA"/>
             <w:vAlign w:val="center"/>
-            <w:shd w:val="clear" w:color="auto" w:fill="F2F5FA"/>
           </w:tcPr>
           <w:p>
             <w:pPr>
@@ -8112,8 +8112,8 @@
         <w:tc>
           <w:tcPr>
             <w:tcW w:type="dxa" w:w="794"/>
+            <w:shd w:val="clear" w:color="auto" w:fill="F2F5FA"/>
             <w:vAlign w:val="center"/>
-            <w:shd w:val="clear" w:color="auto" w:fill="F2F5FA"/>
           </w:tcPr>
           <w:p>
             <w:pPr>
@@ -8221,8 +8221,8 @@
         <w:tc>
           <w:tcPr>
             <w:tcW w:type="dxa" w:w="1020"/>
+            <w:shd w:val="clear" w:color="auto" w:fill="F2F5FA"/>
             <w:vAlign w:val="center"/>
-            <w:shd w:val="clear" w:color="auto" w:fill="F2F5FA"/>
           </w:tcPr>
           <w:p>
             <w:pPr>
@@ -8242,8 +8242,8 @@
         <w:tc>
           <w:tcPr>
             <w:tcW w:type="dxa" w:w="3969"/>
+            <w:shd w:val="clear" w:color="auto" w:fill="F2F5FA"/>
             <w:vAlign w:val="center"/>
-            <w:shd w:val="clear" w:color="auto" w:fill="F2F5FA"/>
           </w:tcPr>
           <w:p>
             <w:pPr>
@@ -8262,8 +8262,8 @@
         <w:tc>
           <w:tcPr>
             <w:tcW w:type="dxa" w:w="2835"/>
+            <w:shd w:val="clear" w:color="auto" w:fill="F2F5FA"/>
             <w:vAlign w:val="center"/>
-            <w:shd w:val="clear" w:color="auto" w:fill="F2F5FA"/>
           </w:tcPr>
           <w:p>
             <w:pPr>
@@ -8282,8 +8282,8 @@
         <w:tc>
           <w:tcPr>
             <w:tcW w:type="dxa" w:w="794"/>
+            <w:shd w:val="clear" w:color="auto" w:fill="F2F5FA"/>
             <w:vAlign w:val="center"/>
-            <w:shd w:val="clear" w:color="auto" w:fill="F2F5FA"/>
           </w:tcPr>
           <w:p>
             <w:pPr>
@@ -8391,8 +8391,8 @@
         <w:tc>
           <w:tcPr>
             <w:tcW w:type="dxa" w:w="1020"/>
+            <w:shd w:val="clear" w:color="auto" w:fill="F2F5FA"/>
             <w:vAlign w:val="center"/>
-            <w:shd w:val="clear" w:color="auto" w:fill="F2F5FA"/>
           </w:tcPr>
           <w:p>
             <w:pPr>
@@ -8412,8 +8412,8 @@
         <w:tc>
           <w:tcPr>
             <w:tcW w:type="dxa" w:w="3969"/>
+            <w:shd w:val="clear" w:color="auto" w:fill="F2F5FA"/>
             <w:vAlign w:val="center"/>
-            <w:shd w:val="clear" w:color="auto" w:fill="F2F5FA"/>
           </w:tcPr>
           <w:p>
             <w:pPr>
@@ -8432,8 +8432,8 @@
         <w:tc>
           <w:tcPr>
             <w:tcW w:type="dxa" w:w="2835"/>
+            <w:shd w:val="clear" w:color="auto" w:fill="F2F5FA"/>
             <w:vAlign w:val="center"/>
-            <w:shd w:val="clear" w:color="auto" w:fill="F2F5FA"/>
           </w:tcPr>
           <w:p>
             <w:pPr>
@@ -8452,8 +8452,8 @@
         <w:tc>
           <w:tcPr>
             <w:tcW w:type="dxa" w:w="794"/>
+            <w:shd w:val="clear" w:color="auto" w:fill="F2F5FA"/>
             <w:vAlign w:val="center"/>
-            <w:shd w:val="clear" w:color="auto" w:fill="F2F5FA"/>
           </w:tcPr>
           <w:p>
             <w:pPr>
@@ -8561,8 +8561,8 @@
         <w:tc>
           <w:tcPr>
             <w:tcW w:type="dxa" w:w="1020"/>
+            <w:shd w:val="clear" w:color="auto" w:fill="F2F5FA"/>
             <w:vAlign w:val="center"/>
-            <w:shd w:val="clear" w:color="auto" w:fill="F2F5FA"/>
           </w:tcPr>
           <w:p>
             <w:pPr>
@@ -8582,8 +8582,8 @@
         <w:tc>
           <w:tcPr>
             <w:tcW w:type="dxa" w:w="3969"/>
+            <w:shd w:val="clear" w:color="auto" w:fill="F2F5FA"/>
             <w:vAlign w:val="center"/>
-            <w:shd w:val="clear" w:color="auto" w:fill="F2F5FA"/>
           </w:tcPr>
           <w:p>
             <w:pPr>
@@ -8602,8 +8602,8 @@
         <w:tc>
           <w:tcPr>
             <w:tcW w:type="dxa" w:w="2835"/>
+            <w:shd w:val="clear" w:color="auto" w:fill="F2F5FA"/>
             <w:vAlign w:val="center"/>
-            <w:shd w:val="clear" w:color="auto" w:fill="F2F5FA"/>
           </w:tcPr>
           <w:p>
             <w:pPr>
@@ -8622,8 +8622,8 @@
         <w:tc>
           <w:tcPr>
             <w:tcW w:type="dxa" w:w="794"/>
+            <w:shd w:val="clear" w:color="auto" w:fill="F2F5FA"/>
             <w:vAlign w:val="center"/>
-            <w:shd w:val="clear" w:color="auto" w:fill="F2F5FA"/>
           </w:tcPr>
           <w:p>
             <w:pPr>
